--- a/preview/docxs/52-sales-closer.docx
+++ b/preview/docxs/52-sales-closer.docx
@@ -535,7 +535,7 @@
         </w:rPr>
         <w:t xml:space="preserve">Demo: </w:t>
       </w:r>
-      <w:hyperlink w:history="1" r:id="rIdos0d3ngppsealecnfdpdu">
+      <w:hyperlink w:history="1" r:id="rIdezp9gdglefd3s12wp9tp4">
         <w:r>
           <w:rPr>
             <w:color w:val="1e3a5f"/>
@@ -563,7 +563,7 @@
         </w:rPr>
         <w:t xml:space="preserve">Code: </w:t>
       </w:r>
-      <w:hyperlink w:history="1" r:id="rIdekjy9wvlcesiutg_fd7oj">
+      <w:hyperlink w:history="1" r:id="rId1aky6zdqlc3qfgi-l03re">
         <w:r>
           <w:rPr>
             <w:color w:val="1e3a5f"/>
@@ -653,7 +653,7 @@
         </w:rPr>
         <w:t xml:space="preserve">Demo: </w:t>
       </w:r>
-      <w:hyperlink w:history="1" r:id="rIdjzusw9k1j6d_hdlhdhysn">
+      <w:hyperlink w:history="1" r:id="rIdtsifgqrcdbqb3z1rsx27u">
         <w:r>
           <w:rPr>
             <w:color w:val="1e3a5f"/>
@@ -1072,7 +1072,7 @@
         </w:rPr>
         <w:t xml:space="preserve">Portfolio: </w:t>
       </w:r>
-      <w:hyperlink w:history="1" r:id="rId4fx5brj_apcqwgg9f72gz">
+      <w:hyperlink w:history="1" r:id="rIdirtkxu3trzvrpituyjjg4">
         <w:r>
           <w:rPr>
             <w:color w:val="1e3a5f"/>
